--- a/AOG SITE/legal-updated/AoG_Data_Privacy_Statement_CORRECTED.docx
+++ b/AOG SITE/legal-updated/AoG_Data_Privacy_Statement_CORRECTED.docx
@@ -445,7 +445,7 @@
           <w:sz w:val="20"/>
           <w:szCs w:val="20"/>
         </w:rPr>
-        <w:t xml:space="preserve">Last reviewed: June 2026. Questions about this statement: whytheschooloflife@gmail.com</w:t>
+        <w:t>Last reviewed: June 2026. Questions about this statement: Theopus77@yahoo.com</w:t>
       </w:r>
     </w:p>
     <w:sectPr>
